--- a/Modelos/definitivos/Modelo - RLI.docx
+++ b/Modelos/definitivos/Modelo - RLI.docx
@@ -700,16 +700,14 @@
               </w:rPr>
               <w:t>{{</w:t>
             </w:r>
-            <w:proofErr w:type="spellStart"/>
-            <w:r>
-              <w:rPr>
-                <w:color w:val="11437E"/>
-                <w:sz w:val="18"/>
-                <w:szCs w:val="18"/>
-              </w:rPr>
-              <w:t>equipament</w:t>
-            </w:r>
-            <w:proofErr w:type="spellEnd"/>
+            <w:r>
+              <w:rPr>
+                <w:color w:val="11437E"/>
+                <w:sz w:val="18"/>
+                <w:szCs w:val="18"/>
+              </w:rPr>
+              <w:t>system</w:t>
+            </w:r>
             <w:r>
               <w:rPr>
                 <w:color w:val="11437E"/>
@@ -1358,6 +1356,7 @@
             </w:pPr>
             <w:r>
               <w:rPr>
+                <w:noProof/>
                 <w:color w:val="11437E"/>
                 <w:sz w:val="18"/>
                 <w:szCs w:val="18"/>
@@ -2062,27 +2061,15 @@
               <w:t>equipament</w:t>
             </w:r>
             <w:proofErr w:type="spellEnd"/>
-            <w:proofErr w:type="gramStart"/>
-            <w:r>
-              <w:rPr>
-                <w:b/>
-                <w:bCs/>
-                <w:color w:val="11437E"/>
-                <w:sz w:val="18"/>
-                <w:szCs w:val="18"/>
-              </w:rPr>
-              <w:t>}}-</w:t>
-            </w:r>
-            <w:proofErr w:type="gramEnd"/>
-            <w:r>
-              <w:rPr>
-                <w:b/>
-                <w:bCs/>
-                <w:color w:val="11437E"/>
-                <w:sz w:val="18"/>
-                <w:szCs w:val="18"/>
-              </w:rPr>
-              <w:t>50500-k-0020-C</w:t>
+            <w:r>
+              <w:rPr>
+                <w:b/>
+                <w:bCs/>
+                <w:color w:val="11437E"/>
+                <w:sz w:val="18"/>
+                <w:szCs w:val="18"/>
+              </w:rPr>
+              <w:t>}}-50500-k-0020-C</w:t>
             </w:r>
           </w:p>
         </w:tc>
@@ -4076,6 +4063,7 @@
   <w:style w:type="character" w:default="1" w:styleId="Fontepargpadro">
     <w:name w:val="Default Paragraph Font"/>
     <w:uiPriority w:val="1"/>
+    <w:semiHidden/>
     <w:unhideWhenUsed/>
   </w:style>
   <w:style w:type="table" w:default="1" w:styleId="Tabelanormal">

--- a/Modelos/definitivos/Modelo - RLI.docx
+++ b/Modelos/definitivos/Modelo - RLI.docx
@@ -32,6 +32,7 @@
       <w:tr>
         <w:trPr>
           <w:trHeight w:val="176"/>
+          <w:tblHeader/>
         </w:trPr>
         <w:tc>
           <w:tcPr>
@@ -75,6 +76,7 @@
       <w:tr>
         <w:trPr>
           <w:trHeight w:val="494"/>
+          <w:tblHeader/>
         </w:trPr>
         <w:tc>
           <w:tcPr>
@@ -238,6 +240,7 @@
       <w:tr>
         <w:trPr>
           <w:trHeight w:val="234"/>
+          <w:tblHeader/>
         </w:trPr>
         <w:tc>
           <w:tcPr>
@@ -407,6 +410,7 @@
       <w:tr>
         <w:trPr>
           <w:trHeight w:val="362"/>
+          <w:tblHeader/>
         </w:trPr>
         <w:tc>
           <w:tcPr>
@@ -653,6 +657,7 @@
       <w:tr>
         <w:trPr>
           <w:trHeight w:val="238"/>
+          <w:tblHeader/>
         </w:trPr>
         <w:tc>
           <w:tcPr>
@@ -730,6 +735,7 @@
       <w:tr>
         <w:trPr>
           <w:trHeight w:val="60"/>
+          <w:tblHeader/>
         </w:trPr>
         <w:tc>
           <w:tcPr>
@@ -821,7 +827,9 @@
       </w:tblGrid>
       <w:tr>
         <w:trPr>
+          <w:cantSplit/>
           <w:trHeight w:val="421"/>
+          <w:tblHeader/>
         </w:trPr>
         <w:tc>
           <w:tcPr>
@@ -855,7 +863,9 @@
       </w:tr>
       <w:tr>
         <w:trPr>
+          <w:cantSplit/>
           <w:trHeight w:val="271"/>
+          <w:tblHeader/>
         </w:trPr>
         <w:tc>
           <w:tcPr>
@@ -1016,7 +1026,9 @@
       </w:tr>
       <w:tr>
         <w:trPr>
+          <w:cantSplit/>
           <w:trHeight w:val="345"/>
+          <w:tblHeader/>
         </w:trPr>
         <w:tc>
           <w:tcPr>
@@ -1214,7 +1226,9 @@
       </w:tr>
       <w:tr>
         <w:trPr>
+          <w:cantSplit/>
           <w:trHeight w:val="4790"/>
+          <w:tblHeader/>
         </w:trPr>
         <w:tc>
           <w:tcPr>
@@ -1338,7 +1352,9 @@
       </w:tr>
       <w:tr>
         <w:trPr>
+          <w:cantSplit/>
           <w:trHeight w:val="1672"/>
+          <w:tblHeader/>
         </w:trPr>
         <w:tc>
           <w:tcPr>
@@ -2061,15 +2077,27 @@
               <w:t>equipament</w:t>
             </w:r>
             <w:proofErr w:type="spellEnd"/>
-            <w:r>
-              <w:rPr>
-                <w:b/>
-                <w:bCs/>
-                <w:color w:val="11437E"/>
-                <w:sz w:val="18"/>
-                <w:szCs w:val="18"/>
-              </w:rPr>
-              <w:t>}}-50500-k-0020-C</w:t>
+            <w:proofErr w:type="gramStart"/>
+            <w:r>
+              <w:rPr>
+                <w:b/>
+                <w:bCs/>
+                <w:color w:val="11437E"/>
+                <w:sz w:val="18"/>
+                <w:szCs w:val="18"/>
+              </w:rPr>
+              <w:t>}}-</w:t>
+            </w:r>
+            <w:proofErr w:type="gramEnd"/>
+            <w:r>
+              <w:rPr>
+                <w:b/>
+                <w:bCs/>
+                <w:color w:val="11437E"/>
+                <w:sz w:val="18"/>
+                <w:szCs w:val="18"/>
+              </w:rPr>
+              <w:t>50500-k-0020-C</w:t>
             </w:r>
           </w:p>
         </w:tc>
@@ -2098,7 +2126,8 @@
       </w:tblGrid>
       <w:tr>
         <w:trPr>
-          <w:trHeight w:val="308"/>
+          <w:cantSplit/>
+          <w:trHeight w:val="42"/>
           <w:tblHeader/>
         </w:trPr>
         <w:tc>
@@ -2136,7 +2165,8 @@
       <w:tr>
         <w:trPr>
           <w:cantSplit/>
-          <w:trHeight w:val="735"/>
+          <w:trHeight w:val="346"/>
+          <w:tblHeader/>
         </w:trPr>
         <w:tc>
           <w:tcPr>
